--- a/James Fallouh  Resume.docx
+++ b/James Fallouh  Resume.docx
@@ -1734,7 +1734,124 @@
     <w:p>
       <w:pPr>
         <w:tabs>
-          <w:tab w:val="center" w:pos="5040"/>
+          <w:tab w:val="right" w:pos="9990"/>
+        </w:tabs>
+        <w:jc w:val="left"/>
+        <w:rPr>
+          <w:sz w:val="22"/>
+          <w:szCs w:val="22"/>
+        </w:rPr>
+      </w:pPr>
+    </w:p>
+    <w:p>
+      <w:pPr>
+        <w:tabs>
+          <w:tab w:val="right" w:pos="9990"/>
+        </w:tabs>
+        <w:jc w:val="left"/>
+        <w:rPr>
+          <w:sz w:val="22"/>
+          <w:szCs w:val="22"/>
+        </w:rPr>
+      </w:pPr>
+      <w:r>
+        <w:rPr>
+          <w:sz w:val="22"/>
+          <w:szCs w:val="22"/>
+        </w:rPr>
+        <w:t xml:space="preserve">Bureau Hamid </w:t>
+      </w:r>
+      <w:proofErr w:type="spellStart"/>
+      <w:proofErr w:type="gramStart"/>
+      <w:r>
+        <w:rPr>
+          <w:sz w:val="22"/>
+          <w:szCs w:val="22"/>
+        </w:rPr>
+        <w:t>Keyrouz</w:t>
+      </w:r>
+      <w:proofErr w:type="spellEnd"/>
+      <w:r>
+        <w:rPr>
+          <w:sz w:val="22"/>
+          <w:szCs w:val="22"/>
+        </w:rPr>
+        <w:t xml:space="preserve"> ,</w:t>
+      </w:r>
+      <w:proofErr w:type="gramEnd"/>
+      <w:r>
+        <w:rPr>
+          <w:sz w:val="22"/>
+          <w:szCs w:val="22"/>
+        </w:rPr>
+        <w:t xml:space="preserve"> Lebanon</w:t>
+      </w:r>
+      <w:r>
+        <w:rPr>
+          <w:sz w:val="22"/>
+          <w:szCs w:val="22"/>
+        </w:rPr>
+        <w:tab/>
+      </w:r>
+      <w:r>
+        <w:rPr>
+          <w:sz w:val="22"/>
+          <w:szCs w:val="22"/>
+        </w:rPr>
+        <w:t>August 2017 – November 2018</w:t>
+      </w:r>
+    </w:p>
+    <w:p>
+      <w:pPr>
+        <w:tabs>
+          <w:tab w:val="right" w:pos="9990"/>
+        </w:tabs>
+        <w:jc w:val="left"/>
+        <w:rPr>
+          <w:sz w:val="22"/>
+          <w:szCs w:val="22"/>
+        </w:rPr>
+      </w:pPr>
+      <w:r>
+        <w:rPr>
+          <w:sz w:val="22"/>
+          <w:szCs w:val="22"/>
+        </w:rPr>
+        <w:t>Land Surveyor</w:t>
+      </w:r>
+    </w:p>
+    <w:p>
+      <w:pPr>
+        <w:pStyle w:val="ListParagraph"/>
+        <w:numPr>
+          <w:ilvl w:val="0"/>
+          <w:numId w:val="9"/>
+        </w:numPr>
+        <w:tabs>
+          <w:tab w:val="right" w:pos="9990"/>
+        </w:tabs>
+        <w:jc w:val="left"/>
+        <w:rPr>
+          <w:sz w:val="22"/>
+          <w:szCs w:val="22"/>
+        </w:rPr>
+      </w:pPr>
+      <w:r>
+        <w:rPr>
+          <w:sz w:val="22"/>
+          <w:szCs w:val="22"/>
+        </w:rPr>
+        <w:t>Prepare and maintain sketches, maps, reports, and legal descriptions of surveys in order to describe, certify, and assume liability for work performed.</w:t>
+      </w:r>
+    </w:p>
+    <w:p>
+      <w:pPr>
+        <w:pStyle w:val="ListParagraph"/>
+        <w:numPr>
+          <w:ilvl w:val="0"/>
+          <w:numId w:val="9"/>
+        </w:numPr>
+        <w:tabs>
           <w:tab w:val="right" w:pos="9990"/>
         </w:tabs>
         <w:jc w:val="left"/>
@@ -1750,59 +1867,20 @@
           <w:sz w:val="22"/>
           <w:szCs w:val="22"/>
         </w:rPr>
-        <w:lastRenderedPageBreak/>
-        <w:t>James Fallouh</w:t>
-      </w:r>
-      <w:r>
-        <w:rPr>
-          <w:sz w:val="22"/>
-          <w:szCs w:val="22"/>
-        </w:rPr>
-        <w:tab/>
-      </w:r>
-      <w:r>
-        <w:rPr>
-          <w:sz w:val="22"/>
-          <w:szCs w:val="22"/>
-        </w:rPr>
-        <w:t xml:space="preserve">  </w:t>
-      </w:r>
-      <w:r>
-        <w:rPr>
-          <w:b/>
-          <w:bCs/>
-          <w:sz w:val="22"/>
-          <w:szCs w:val="22"/>
-        </w:rPr>
-        <w:t>(514)561-5181</w:t>
-      </w:r>
-      <w:r>
-        <w:rPr>
-          <w:b/>
-          <w:bCs/>
-          <w:sz w:val="22"/>
-          <w:szCs w:val="22"/>
-        </w:rPr>
-        <w:t xml:space="preserve">                    </w:t>
-      </w:r>
-      <w:hyperlink r:id="rId13" w:history="1">
-        <w:r>
-          <w:rPr>
-            <w:rStyle w:val="Hyperlink"/>
-            <w:sz w:val="22"/>
-            <w:szCs w:val="22"/>
-          </w:rPr>
-          <w:t>mjfallouh@proton.me</w:t>
-        </w:r>
-      </w:hyperlink>
-      <w:r>
-        <w:rPr>
-          <w:sz w:val="22"/>
-          <w:szCs w:val="22"/>
-        </w:rPr>
-        <w:tab/>
-        <w:t>Page 2</w:t>
-      </w:r>
+        <w:t>Calculating Asphalt level and designing curves using AutoCAD Civil 3D.</w:t>
+      </w:r>
+    </w:p>
+    <w:p>
+      <w:pPr>
+        <w:tabs>
+          <w:tab w:val="right" w:pos="9990"/>
+        </w:tabs>
+        <w:jc w:val="left"/>
+        <w:rPr>
+          <w:sz w:val="22"/>
+          <w:szCs w:val="22"/>
+        </w:rPr>
+      </w:pPr>
     </w:p>
     <w:p>
       <w:pPr>
@@ -2012,6 +2090,11 @@
     </w:p>
     <w:p>
       <w:pPr>
+        <w:pStyle w:val="ListParagraph"/>
+        <w:numPr>
+          <w:ilvl w:val="0"/>
+          <w:numId w:val="10"/>
+        </w:numPr>
         <w:tabs>
           <w:tab w:val="right" w:pos="9990"/>
         </w:tabs>
@@ -2035,35 +2118,14 @@
           <w:sz w:val="22"/>
           <w:szCs w:val="22"/>
         </w:rPr>
-        <w:t xml:space="preserve">, </w:t>
-      </w:r>
-      <w:r>
-        <w:rPr>
-          <w:sz w:val="22"/>
-          <w:szCs w:val="22"/>
-        </w:rPr>
-        <w:t xml:space="preserve">October </w:t>
-      </w:r>
-      <w:r>
-        <w:rPr>
-          <w:sz w:val="22"/>
-          <w:szCs w:val="22"/>
-        </w:rPr>
-        <w:t xml:space="preserve">2023 </w:t>
-      </w:r>
-      <w:r>
-        <w:rPr>
-          <w:sz w:val="22"/>
-          <w:szCs w:val="22"/>
-        </w:rPr>
-        <w:t>–</w:t>
-      </w:r>
-      <w:r>
-        <w:rPr>
-          <w:sz w:val="22"/>
-          <w:szCs w:val="22"/>
-        </w:rPr>
-        <w:t xml:space="preserve"> Present</w:t>
+        <w:t xml:space="preserve"> </w:t>
+      </w:r>
+      <w:r>
+        <w:rPr>
+          <w:sz w:val="22"/>
+          <w:szCs w:val="22"/>
+        </w:rPr>
+        <w:t>2024</w:t>
       </w:r>
       <w:r>
         <w:rPr>
@@ -2096,6 +2158,11 @@
     </w:p>
     <w:p>
       <w:pPr>
+        <w:pStyle w:val="ListParagraph"/>
+        <w:numPr>
+          <w:ilvl w:val="0"/>
+          <w:numId w:val="10"/>
+        </w:numPr>
         <w:tabs>
           <w:tab w:val="right" w:pos="9990"/>
         </w:tabs>
@@ -2111,6 +2178,13 @@
           <w:szCs w:val="22"/>
         </w:rPr>
         <w:t>ACS in Network Administration</w:t>
+      </w:r>
+      <w:r>
+        <w:rPr>
+          <w:sz w:val="22"/>
+          <w:szCs w:val="22"/>
+        </w:rPr>
+        <w:t xml:space="preserve"> 2022</w:t>
       </w:r>
       <w:r>
         <w:rPr>
@@ -2143,6 +2217,119 @@
     </w:p>
     <w:p>
       <w:pPr>
+        <w:pStyle w:val="ListParagraph"/>
+        <w:numPr>
+          <w:ilvl w:val="0"/>
+          <w:numId w:val="10"/>
+        </w:numPr>
+        <w:tabs>
+          <w:tab w:val="right" w:pos="9990"/>
+        </w:tabs>
+        <w:jc w:val="left"/>
+        <w:rPr>
+          <w:sz w:val="22"/>
+          <w:szCs w:val="22"/>
+        </w:rPr>
+      </w:pPr>
+      <w:r>
+        <w:rPr>
+          <w:sz w:val="22"/>
+          <w:szCs w:val="22"/>
+        </w:rPr>
+        <w:t xml:space="preserve">Master Degree in </w:t>
+      </w:r>
+      <w:r>
+        <w:rPr>
+          <w:sz w:val="22"/>
+          <w:szCs w:val="22"/>
+        </w:rPr>
+        <w:t>To</w:t>
+      </w:r>
+      <w:bookmarkStart w:id="0" w:name="_GoBack"/>
+      <w:bookmarkEnd w:id="0"/>
+      <w:r>
+        <w:rPr>
+          <w:sz w:val="22"/>
+          <w:szCs w:val="22"/>
+        </w:rPr>
+        <w:t>pographic</w:t>
+      </w:r>
+      <w:r>
+        <w:rPr>
+          <w:sz w:val="22"/>
+          <w:szCs w:val="22"/>
+        </w:rPr>
+        <w:t xml:space="preserve"> Engineering</w:t>
+      </w:r>
+      <w:r>
+        <w:rPr>
+          <w:sz w:val="22"/>
+          <w:szCs w:val="22"/>
+        </w:rPr>
+        <w:t xml:space="preserve"> 2017</w:t>
+      </w:r>
+      <w:r>
+        <w:rPr>
+          <w:sz w:val="22"/>
+          <w:szCs w:val="22"/>
+        </w:rPr>
+        <w:t xml:space="preserve">, </w:t>
+      </w:r>
+      <w:r>
+        <w:rPr>
+          <w:sz w:val="22"/>
+          <w:szCs w:val="22"/>
+        </w:rPr>
+        <w:t>(Primary Stage Completed)</w:t>
+      </w:r>
+      <w:r>
+        <w:rPr>
+          <w:sz w:val="22"/>
+          <w:szCs w:val="22"/>
+        </w:rPr>
+        <w:t xml:space="preserve">, </w:t>
+      </w:r>
+      <w:r>
+        <w:rPr>
+          <w:sz w:val="22"/>
+          <w:szCs w:val="22"/>
+        </w:rPr>
+        <w:t>Damascus University</w:t>
+      </w:r>
+      <w:r>
+        <w:rPr>
+          <w:sz w:val="22"/>
+          <w:szCs w:val="22"/>
+        </w:rPr>
+        <w:t xml:space="preserve">, </w:t>
+      </w:r>
+      <w:r>
+        <w:rPr>
+          <w:sz w:val="22"/>
+          <w:szCs w:val="22"/>
+        </w:rPr>
+        <w:t>Damascus, Syria</w:t>
+      </w:r>
+    </w:p>
+    <w:p>
+      <w:pPr>
+        <w:tabs>
+          <w:tab w:val="right" w:pos="9990"/>
+        </w:tabs>
+        <w:jc w:val="left"/>
+        <w:rPr>
+          <w:sz w:val="22"/>
+          <w:szCs w:val="22"/>
+        </w:rPr>
+      </w:pPr>
+    </w:p>
+    <w:p>
+      <w:pPr>
+        <w:pStyle w:val="ListParagraph"/>
+        <w:numPr>
+          <w:ilvl w:val="0"/>
+          <w:numId w:val="10"/>
+        </w:numPr>
         <w:tabs>
           <w:tab w:val="right" w:pos="9990"/>
         </w:tabs>
@@ -2159,50 +2346,43 @@
           <w:sz w:val="22"/>
           <w:szCs w:val="22"/>
         </w:rPr>
-        <w:t>Master Degree in Geomatics Engineering</w:t>
-      </w:r>
-      <w:r>
-        <w:rPr>
-          <w:sz w:val="22"/>
-          <w:szCs w:val="22"/>
-        </w:rPr>
-        <w:t xml:space="preserve">, </w:t>
-      </w:r>
-      <w:r>
-        <w:rPr>
-          <w:sz w:val="22"/>
-          <w:szCs w:val="22"/>
-        </w:rPr>
-        <w:t>(Primary Stage Completed)</w:t>
-      </w:r>
-      <w:r>
-        <w:rPr>
-          <w:sz w:val="22"/>
-          <w:szCs w:val="22"/>
-        </w:rPr>
-        <w:t xml:space="preserve">, </w:t>
-      </w:r>
-      <w:r>
-        <w:rPr>
-          <w:sz w:val="22"/>
-          <w:szCs w:val="22"/>
-        </w:rPr>
-        <w:t>Damascus University</w:t>
-      </w:r>
-      <w:r>
-        <w:rPr>
-          <w:sz w:val="22"/>
-          <w:szCs w:val="22"/>
-        </w:rPr>
-        <w:t xml:space="preserve">, </w:t>
-      </w:r>
-      <w:r>
-        <w:rPr>
-          <w:sz w:val="22"/>
-          <w:szCs w:val="22"/>
-        </w:rPr>
-        <w:t>Damascus, Syria</w:t>
-      </w:r>
+        <w:t>Bachelor</w:t>
+      </w:r>
+      <w:r>
+        <w:rPr>
+          <w:sz w:val="22"/>
+          <w:szCs w:val="22"/>
+        </w:rPr>
+        <w:t xml:space="preserve"> Degree in Topographic Engineering 201</w:t>
+      </w:r>
+      <w:r>
+        <w:rPr>
+          <w:sz w:val="22"/>
+          <w:szCs w:val="22"/>
+        </w:rPr>
+        <w:t>5, Aleppo</w:t>
+      </w:r>
+      <w:r>
+        <w:rPr>
+          <w:sz w:val="22"/>
+          <w:szCs w:val="22"/>
+        </w:rPr>
+        <w:t xml:space="preserve"> University, Aleppo, Syria</w:t>
+      </w:r>
+    </w:p>
+    <w:p>
+      <w:pPr>
+        <w:tabs>
+          <w:tab w:val="right" w:pos="9990"/>
+        </w:tabs>
+        <w:jc w:val="left"/>
+        <w:rPr>
+          <w:b/>
+          <w:bCs/>
+          <w:sz w:val="22"/>
+          <w:szCs w:val="22"/>
+        </w:rPr>
+      </w:pPr>
     </w:p>
     <w:p>
       <w:pPr>
@@ -2260,20 +2440,6 @@
         </w:tabs>
         <w:jc w:val="left"/>
         <w:rPr>
-          <w:b/>
-          <w:bCs/>
-          <w:sz w:val="22"/>
-          <w:szCs w:val="22"/>
-        </w:rPr>
-      </w:pPr>
-    </w:p>
-    <w:p>
-      <w:pPr>
-        <w:tabs>
-          <w:tab w:val="right" w:pos="9990"/>
-        </w:tabs>
-        <w:jc w:val="left"/>
-        <w:rPr>
           <w:sz w:val="22"/>
           <w:szCs w:val="22"/>
         </w:rPr>
@@ -2290,16 +2456,7 @@
           <w:sz w:val="22"/>
           <w:szCs w:val="22"/>
         </w:rPr>
-        <w:t>, Tracking</w:t>
-      </w:r>
-      <w:bookmarkStart w:id="0" w:name="_GoBack"/>
-      <w:bookmarkEnd w:id="0"/>
-      <w:r>
-        <w:rPr>
-          <w:sz w:val="22"/>
-          <w:szCs w:val="22"/>
-        </w:rPr>
-        <w:t xml:space="preserve"> API</w:t>
+        <w:t>, Tracking API</w:t>
       </w:r>
     </w:p>
     <w:p>
@@ -2354,18 +2511,6 @@
     </w:p>
     <w:p>
       <w:pPr>
-        <w:tabs>
-          <w:tab w:val="right" w:pos="9990"/>
-        </w:tabs>
-        <w:jc w:val="left"/>
-        <w:rPr>
-          <w:sz w:val="22"/>
-          <w:szCs w:val="22"/>
-        </w:rPr>
-      </w:pPr>
-    </w:p>
-    <w:p>
-      <w:pPr>
         <w:pStyle w:val="ListParagraph"/>
         <w:numPr>
           <w:ilvl w:val="0"/>
@@ -2422,18 +2567,6 @@
     </w:p>
     <w:p>
       <w:pPr>
-        <w:tabs>
-          <w:tab w:val="right" w:pos="9990"/>
-        </w:tabs>
-        <w:jc w:val="left"/>
-        <w:rPr>
-          <w:sz w:val="22"/>
-          <w:szCs w:val="22"/>
-        </w:rPr>
-      </w:pPr>
-    </w:p>
-    <w:p>
-      <w:pPr>
         <w:pStyle w:val="ListParagraph"/>
         <w:numPr>
           <w:ilvl w:val="0"/>
@@ -2458,18 +2591,6 @@
     </w:p>
     <w:p>
       <w:pPr>
-        <w:tabs>
-          <w:tab w:val="right" w:pos="9990"/>
-        </w:tabs>
-        <w:jc w:val="left"/>
-        <w:rPr>
-          <w:sz w:val="22"/>
-          <w:szCs w:val="22"/>
-        </w:rPr>
-      </w:pPr>
-    </w:p>
-    <w:p>
-      <w:pPr>
         <w:pStyle w:val="ListParagraph"/>
         <w:numPr>
           <w:ilvl w:val="0"/>
@@ -2775,12 +2896,8 @@
       </w:r>
     </w:p>
     <w:sectPr>
-      <w:headerReference w:type="even" r:id="rId14"/>
-      <w:headerReference w:type="default" r:id="rId15"/>
-      <w:footerReference w:type="even" r:id="rId16"/>
-      <w:footerReference w:type="default" r:id="rId17"/>
-      <w:headerReference w:type="first" r:id="rId18"/>
-      <w:footerReference w:type="first" r:id="rId19"/>
+      <w:headerReference w:type="default" r:id="rId13"/>
+      <w:footerReference w:type="default" r:id="rId14"/>
       <w:pgSz w:w="12240" w:h="15840" w:code="1"/>
       <w:pgMar w:top="1080" w:right="1080" w:bottom="1080" w:left="1080" w:header="360" w:footer="360" w:gutter="0"/>
       <w:cols w:space="720"/>
@@ -2811,26 +2928,124 @@
 
 <file path=word/footer1.xml><?xml version="1.0" encoding="utf-8"?>
 <w:ftr xmlns:wpc="http://schemas.microsoft.com/office/word/2010/wordprocessingCanvas" xmlns:mc="http://schemas.openxmlformats.org/markup-compatibility/2006" xmlns:o="urn:schemas-microsoft-com:office:office" xmlns:r="http://schemas.openxmlformats.org/officeDocument/2006/relationships" xmlns:m="http://schemas.openxmlformats.org/officeDocument/2006/math" xmlns:v="urn:schemas-microsoft-com:vml" xmlns:wp14="http://schemas.microsoft.com/office/word/2010/wordprocessingDrawing" xmlns:wp="http://schemas.openxmlformats.org/drawingml/2006/wordprocessingDrawing" xmlns:w10="urn:schemas-microsoft-com:office:word" xmlns:w="http://schemas.openxmlformats.org/wordprocessingml/2006/main" xmlns:w14="http://schemas.microsoft.com/office/word/2010/wordml" xmlns:wpg="http://schemas.microsoft.com/office/word/2010/wordprocessingGroup" xmlns:wpi="http://schemas.microsoft.com/office/word/2010/wordprocessingInk" xmlns:wne="http://schemas.microsoft.com/office/word/2006/wordml" xmlns:wps="http://schemas.microsoft.com/office/word/2010/wordprocessingShape" mc:Ignorable="w14 wp14">
-  <w:p>
-    <w:pPr>
-      <w:pStyle w:val="Footer"/>
-    </w:pPr>
-  </w:p>
-</w:ftr>
-</file>
-
-<file path=word/footer2.xml><?xml version="1.0" encoding="utf-8"?>
-<w:ftr xmlns:wpc="http://schemas.microsoft.com/office/word/2010/wordprocessingCanvas" xmlns:mc="http://schemas.openxmlformats.org/markup-compatibility/2006" xmlns:o="urn:schemas-microsoft-com:office:office" xmlns:r="http://schemas.openxmlformats.org/officeDocument/2006/relationships" xmlns:m="http://schemas.openxmlformats.org/officeDocument/2006/math" xmlns:v="urn:schemas-microsoft-com:vml" xmlns:wp14="http://schemas.microsoft.com/office/word/2010/wordprocessingDrawing" xmlns:wp="http://schemas.openxmlformats.org/drawingml/2006/wordprocessingDrawing" xmlns:w10="urn:schemas-microsoft-com:office:word" xmlns:w="http://schemas.openxmlformats.org/wordprocessingml/2006/main" xmlns:w14="http://schemas.microsoft.com/office/word/2010/wordml" xmlns:wpg="http://schemas.microsoft.com/office/word/2010/wordprocessingGroup" xmlns:wpi="http://schemas.microsoft.com/office/word/2010/wordprocessingInk" xmlns:wne="http://schemas.microsoft.com/office/word/2006/wordml" xmlns:wps="http://schemas.microsoft.com/office/word/2010/wordprocessingShape" mc:Ignorable="w14 wp14">
-  <w:p>
-    <w:pPr>
-      <w:pStyle w:val="Footer"/>
-    </w:pPr>
-  </w:p>
-</w:ftr>
-</file>
-
-<file path=word/footer3.xml><?xml version="1.0" encoding="utf-8"?>
-<w:ftr xmlns:wpc="http://schemas.microsoft.com/office/word/2010/wordprocessingCanvas" xmlns:mc="http://schemas.openxmlformats.org/markup-compatibility/2006" xmlns:o="urn:schemas-microsoft-com:office:office" xmlns:r="http://schemas.openxmlformats.org/officeDocument/2006/relationships" xmlns:m="http://schemas.openxmlformats.org/officeDocument/2006/math" xmlns:v="urn:schemas-microsoft-com:vml" xmlns:wp14="http://schemas.microsoft.com/office/word/2010/wordprocessingDrawing" xmlns:wp="http://schemas.openxmlformats.org/drawingml/2006/wordprocessingDrawing" xmlns:w10="urn:schemas-microsoft-com:office:word" xmlns:w="http://schemas.openxmlformats.org/wordprocessingml/2006/main" xmlns:w14="http://schemas.microsoft.com/office/word/2010/wordml" xmlns:wpg="http://schemas.microsoft.com/office/word/2010/wordprocessingGroup" xmlns:wpi="http://schemas.microsoft.com/office/word/2010/wordprocessingInk" xmlns:wne="http://schemas.microsoft.com/office/word/2006/wordml" xmlns:wps="http://schemas.microsoft.com/office/word/2010/wordprocessingShape" mc:Ignorable="w14 wp14">
+  <w:sdt>
+    <w:sdtPr>
+      <w:id w:val="1163971701"/>
+      <w:docPartObj>
+        <w:docPartGallery w:val="Page Numbers (Bottom of Page)"/>
+        <w:docPartUnique/>
+      </w:docPartObj>
+    </w:sdtPr>
+    <w:sdtContent>
+      <w:sdt>
+        <w:sdtPr>
+          <w:id w:val="-1669238322"/>
+          <w:docPartObj>
+            <w:docPartGallery w:val="Page Numbers (Top of Page)"/>
+            <w:docPartUnique/>
+          </w:docPartObj>
+        </w:sdtPr>
+        <w:sdtContent>
+          <w:p>
+            <w:pPr>
+              <w:pStyle w:val="Footer"/>
+              <w:jc w:val="center"/>
+            </w:pPr>
+            <w:r>
+              <w:t xml:space="preserve">Page </w:t>
+            </w:r>
+            <w:r>
+              <w:rPr>
+                <w:b/>
+                <w:bCs/>
+                <w:sz w:val="24"/>
+                <w:szCs w:val="24"/>
+              </w:rPr>
+              <w:fldChar w:fldCharType="begin"/>
+            </w:r>
+            <w:r>
+              <w:rPr>
+                <w:b/>
+                <w:bCs/>
+              </w:rPr>
+              <w:instrText xml:space="preserve"> PAGE </w:instrText>
+            </w:r>
+            <w:r>
+              <w:rPr>
+                <w:b/>
+                <w:bCs/>
+                <w:sz w:val="24"/>
+                <w:szCs w:val="24"/>
+              </w:rPr>
+              <w:fldChar w:fldCharType="separate"/>
+            </w:r>
+            <w:r>
+              <w:rPr>
+                <w:b/>
+                <w:bCs/>
+                <w:noProof/>
+              </w:rPr>
+              <w:t>1</w:t>
+            </w:r>
+            <w:r>
+              <w:rPr>
+                <w:b/>
+                <w:bCs/>
+                <w:sz w:val="24"/>
+                <w:szCs w:val="24"/>
+              </w:rPr>
+              <w:fldChar w:fldCharType="end"/>
+            </w:r>
+            <w:r>
+              <w:t xml:space="preserve"> of </w:t>
+            </w:r>
+            <w:r>
+              <w:rPr>
+                <w:b/>
+                <w:bCs/>
+                <w:sz w:val="24"/>
+                <w:szCs w:val="24"/>
+              </w:rPr>
+              <w:fldChar w:fldCharType="begin"/>
+            </w:r>
+            <w:r>
+              <w:rPr>
+                <w:b/>
+                <w:bCs/>
+              </w:rPr>
+              <w:instrText xml:space="preserve"> NUMPAGES  </w:instrText>
+            </w:r>
+            <w:r>
+              <w:rPr>
+                <w:b/>
+                <w:bCs/>
+                <w:sz w:val="24"/>
+                <w:szCs w:val="24"/>
+              </w:rPr>
+              <w:fldChar w:fldCharType="separate"/>
+            </w:r>
+            <w:r>
+              <w:rPr>
+                <w:b/>
+                <w:bCs/>
+                <w:noProof/>
+              </w:rPr>
+              <w:t>2</w:t>
+            </w:r>
+            <w:r>
+              <w:rPr>
+                <w:b/>
+                <w:bCs/>
+                <w:sz w:val="24"/>
+                <w:szCs w:val="24"/>
+              </w:rPr>
+              <w:fldChar w:fldCharType="end"/>
+            </w:r>
+          </w:p>
+        </w:sdtContent>
+      </w:sdt>
+    </w:sdtContent>
+  </w:sdt>
   <w:p>
     <w:pPr>
       <w:pStyle w:val="Footer"/>
@@ -2862,28 +3077,52 @@
 <w:hdr xmlns:wpc="http://schemas.microsoft.com/office/word/2010/wordprocessingCanvas" xmlns:mc="http://schemas.openxmlformats.org/markup-compatibility/2006" xmlns:o="urn:schemas-microsoft-com:office:office" xmlns:r="http://schemas.openxmlformats.org/officeDocument/2006/relationships" xmlns:m="http://schemas.openxmlformats.org/officeDocument/2006/math" xmlns:v="urn:schemas-microsoft-com:vml" xmlns:wp14="http://schemas.microsoft.com/office/word/2010/wordprocessingDrawing" xmlns:wp="http://schemas.openxmlformats.org/drawingml/2006/wordprocessingDrawing" xmlns:w10="urn:schemas-microsoft-com:office:word" xmlns:w="http://schemas.openxmlformats.org/wordprocessingml/2006/main" xmlns:w14="http://schemas.microsoft.com/office/word/2010/wordml" xmlns:wpg="http://schemas.microsoft.com/office/word/2010/wordprocessingGroup" xmlns:wpi="http://schemas.microsoft.com/office/word/2010/wordprocessingInk" xmlns:wne="http://schemas.microsoft.com/office/word/2006/wordml" xmlns:wps="http://schemas.microsoft.com/office/word/2010/wordprocessingShape" mc:Ignorable="w14 wp14">
   <w:p>
     <w:pPr>
-      <w:pStyle w:val="Header"/>
+      <w:tabs>
+        <w:tab w:val="center" w:pos="5040"/>
+        <w:tab w:val="right" w:pos="9990"/>
+      </w:tabs>
+      <w:jc w:val="center"/>
+      <w:rPr>
+        <w:b/>
+        <w:bCs/>
+        <w:sz w:val="22"/>
+        <w:szCs w:val="22"/>
+      </w:rPr>
     </w:pPr>
-  </w:p>
-</w:hdr>
-</file>
-
-<file path=word/header2.xml><?xml version="1.0" encoding="utf-8"?>
-<w:hdr xmlns:wpc="http://schemas.microsoft.com/office/word/2010/wordprocessingCanvas" xmlns:mc="http://schemas.openxmlformats.org/markup-compatibility/2006" xmlns:o="urn:schemas-microsoft-com:office:office" xmlns:r="http://schemas.openxmlformats.org/officeDocument/2006/relationships" xmlns:m="http://schemas.openxmlformats.org/officeDocument/2006/math" xmlns:v="urn:schemas-microsoft-com:vml" xmlns:wp14="http://schemas.microsoft.com/office/word/2010/wordprocessingDrawing" xmlns:wp="http://schemas.openxmlformats.org/drawingml/2006/wordprocessingDrawing" xmlns:w10="urn:schemas-microsoft-com:office:word" xmlns:w="http://schemas.openxmlformats.org/wordprocessingml/2006/main" xmlns:w14="http://schemas.microsoft.com/office/word/2010/wordml" xmlns:wpg="http://schemas.microsoft.com/office/word/2010/wordprocessingGroup" xmlns:wpi="http://schemas.microsoft.com/office/word/2010/wordprocessingInk" xmlns:wne="http://schemas.microsoft.com/office/word/2006/wordml" xmlns:wps="http://schemas.microsoft.com/office/word/2010/wordprocessingShape" mc:Ignorable="w14 wp14">
-  <w:p>
-    <w:pPr>
-      <w:pStyle w:val="Header"/>
-    </w:pPr>
-  </w:p>
-</w:hdr>
-</file>
-
-<file path=word/header3.xml><?xml version="1.0" encoding="utf-8"?>
-<w:hdr xmlns:wpc="http://schemas.microsoft.com/office/word/2010/wordprocessingCanvas" xmlns:mc="http://schemas.openxmlformats.org/markup-compatibility/2006" xmlns:o="urn:schemas-microsoft-com:office:office" xmlns:r="http://schemas.openxmlformats.org/officeDocument/2006/relationships" xmlns:m="http://schemas.openxmlformats.org/officeDocument/2006/math" xmlns:v="urn:schemas-microsoft-com:vml" xmlns:wp14="http://schemas.microsoft.com/office/word/2010/wordprocessingDrawing" xmlns:wp="http://schemas.openxmlformats.org/drawingml/2006/wordprocessingDrawing" xmlns:w10="urn:schemas-microsoft-com:office:word" xmlns:w="http://schemas.openxmlformats.org/wordprocessingml/2006/main" xmlns:w14="http://schemas.microsoft.com/office/word/2010/wordml" xmlns:wpg="http://schemas.microsoft.com/office/word/2010/wordprocessingGroup" xmlns:wpi="http://schemas.microsoft.com/office/word/2010/wordprocessingInk" xmlns:wne="http://schemas.microsoft.com/office/word/2006/wordml" xmlns:wps="http://schemas.microsoft.com/office/word/2010/wordprocessingShape" mc:Ignorable="w14 wp14">
-  <w:p>
-    <w:pPr>
-      <w:pStyle w:val="Header"/>
-    </w:pPr>
+    <w:r>
+      <w:rPr>
+        <w:sz w:val="22"/>
+        <w:szCs w:val="22"/>
+      </w:rPr>
+      <w:t>James Fallouh</w:t>
+    </w:r>
+    <w:r>
+      <w:rPr>
+        <w:sz w:val="22"/>
+        <w:szCs w:val="22"/>
+      </w:rPr>
+      <w:tab/>
+      <w:t xml:space="preserve">  </w:t>
+    </w:r>
+    <w:r>
+      <w:rPr>
+        <w:b/>
+        <w:bCs/>
+        <w:sz w:val="22"/>
+        <w:szCs w:val="22"/>
+      </w:rPr>
+      <w:t xml:space="preserve">(514)561-5181                    </w:t>
+    </w:r>
+    <w:hyperlink r:id="rId1" w:history="1">
+      <w:r>
+        <w:rPr>
+          <w:rStyle w:val="Hyperlink"/>
+          <w:sz w:val="22"/>
+          <w:szCs w:val="22"/>
+        </w:rPr>
+        <w:t>mjfallouh@proton.me</w:t>
+      </w:r>
+    </w:hyperlink>
   </w:p>
 </w:hdr>
 </file>
@@ -3456,6 +3695,119 @@
     </w:lvl>
   </w:abstractNum>
   <w:abstractNum w:abstractNumId="5">
+    <w:nsid w:val="3A22651D"/>
+    <w:multiLevelType w:val="hybridMultilevel"/>
+    <w:tmpl w:val="A14ED686"/>
+    <w:lvl w:ilvl="0" w:tplc="04090001">
+      <w:start w:val="1"/>
+      <w:numFmt w:val="bullet"/>
+      <w:lvlText w:val=""/>
+      <w:lvlJc w:val="left"/>
+      <w:pPr>
+        <w:ind w:left="720" w:hanging="360"/>
+      </w:pPr>
+      <w:rPr>
+        <w:rFonts w:ascii="Symbol" w:hAnsi="Symbol" w:hint="default"/>
+      </w:rPr>
+    </w:lvl>
+    <w:lvl w:ilvl="1" w:tplc="04090003" w:tentative="1">
+      <w:start w:val="1"/>
+      <w:numFmt w:val="bullet"/>
+      <w:lvlText w:val="o"/>
+      <w:lvlJc w:val="left"/>
+      <w:pPr>
+        <w:ind w:left="1440" w:hanging="360"/>
+      </w:pPr>
+      <w:rPr>
+        <w:rFonts w:ascii="Courier New" w:hAnsi="Courier New" w:cs="Courier New" w:hint="default"/>
+      </w:rPr>
+    </w:lvl>
+    <w:lvl w:ilvl="2" w:tplc="04090005" w:tentative="1">
+      <w:start w:val="1"/>
+      <w:numFmt w:val="bullet"/>
+      <w:lvlText w:val=""/>
+      <w:lvlJc w:val="left"/>
+      <w:pPr>
+        <w:ind w:left="2160" w:hanging="360"/>
+      </w:pPr>
+      <w:rPr>
+        <w:rFonts w:ascii="Wingdings" w:hAnsi="Wingdings" w:hint="default"/>
+      </w:rPr>
+    </w:lvl>
+    <w:lvl w:ilvl="3" w:tplc="04090001" w:tentative="1">
+      <w:start w:val="1"/>
+      <w:numFmt w:val="bullet"/>
+      <w:lvlText w:val=""/>
+      <w:lvlJc w:val="left"/>
+      <w:pPr>
+        <w:ind w:left="2880" w:hanging="360"/>
+      </w:pPr>
+      <w:rPr>
+        <w:rFonts w:ascii="Symbol" w:hAnsi="Symbol" w:hint="default"/>
+      </w:rPr>
+    </w:lvl>
+    <w:lvl w:ilvl="4" w:tplc="04090003" w:tentative="1">
+      <w:start w:val="1"/>
+      <w:numFmt w:val="bullet"/>
+      <w:lvlText w:val="o"/>
+      <w:lvlJc w:val="left"/>
+      <w:pPr>
+        <w:ind w:left="3600" w:hanging="360"/>
+      </w:pPr>
+      <w:rPr>
+        <w:rFonts w:ascii="Courier New" w:hAnsi="Courier New" w:cs="Courier New" w:hint="default"/>
+      </w:rPr>
+    </w:lvl>
+    <w:lvl w:ilvl="5" w:tplc="04090005" w:tentative="1">
+      <w:start w:val="1"/>
+      <w:numFmt w:val="bullet"/>
+      <w:lvlText w:val=""/>
+      <w:lvlJc w:val="left"/>
+      <w:pPr>
+        <w:ind w:left="4320" w:hanging="360"/>
+      </w:pPr>
+      <w:rPr>
+        <w:rFonts w:ascii="Wingdings" w:hAnsi="Wingdings" w:hint="default"/>
+      </w:rPr>
+    </w:lvl>
+    <w:lvl w:ilvl="6" w:tplc="04090001" w:tentative="1">
+      <w:start w:val="1"/>
+      <w:numFmt w:val="bullet"/>
+      <w:lvlText w:val=""/>
+      <w:lvlJc w:val="left"/>
+      <w:pPr>
+        <w:ind w:left="5040" w:hanging="360"/>
+      </w:pPr>
+      <w:rPr>
+        <w:rFonts w:ascii="Symbol" w:hAnsi="Symbol" w:hint="default"/>
+      </w:rPr>
+    </w:lvl>
+    <w:lvl w:ilvl="7" w:tplc="04090003" w:tentative="1">
+      <w:start w:val="1"/>
+      <w:numFmt w:val="bullet"/>
+      <w:lvlText w:val="o"/>
+      <w:lvlJc w:val="left"/>
+      <w:pPr>
+        <w:ind w:left="5760" w:hanging="360"/>
+      </w:pPr>
+      <w:rPr>
+        <w:rFonts w:ascii="Courier New" w:hAnsi="Courier New" w:cs="Courier New" w:hint="default"/>
+      </w:rPr>
+    </w:lvl>
+    <w:lvl w:ilvl="8" w:tplc="04090005" w:tentative="1">
+      <w:start w:val="1"/>
+      <w:numFmt w:val="bullet"/>
+      <w:lvlText w:val=""/>
+      <w:lvlJc w:val="left"/>
+      <w:pPr>
+        <w:ind w:left="6480" w:hanging="360"/>
+      </w:pPr>
+      <w:rPr>
+        <w:rFonts w:ascii="Wingdings" w:hAnsi="Wingdings" w:hint="default"/>
+      </w:rPr>
+    </w:lvl>
+  </w:abstractNum>
+  <w:abstractNum w:abstractNumId="6">
     <w:nsid w:val="490F764D"/>
     <w:multiLevelType w:val="hybridMultilevel"/>
     <w:tmpl w:val="024ECB84"/>
@@ -3568,7 +3920,120 @@
       </w:rPr>
     </w:lvl>
   </w:abstractNum>
-  <w:abstractNum w:abstractNumId="6">
+  <w:abstractNum w:abstractNumId="7">
+    <w:nsid w:val="53773D4A"/>
+    <w:multiLevelType w:val="hybridMultilevel"/>
+    <w:tmpl w:val="E1ECCF94"/>
+    <w:lvl w:ilvl="0" w:tplc="04090001">
+      <w:start w:val="1"/>
+      <w:numFmt w:val="bullet"/>
+      <w:lvlText w:val=""/>
+      <w:lvlJc w:val="left"/>
+      <w:pPr>
+        <w:ind w:left="720" w:hanging="360"/>
+      </w:pPr>
+      <w:rPr>
+        <w:rFonts w:ascii="Symbol" w:hAnsi="Symbol" w:hint="default"/>
+      </w:rPr>
+    </w:lvl>
+    <w:lvl w:ilvl="1" w:tplc="04090003" w:tentative="1">
+      <w:start w:val="1"/>
+      <w:numFmt w:val="bullet"/>
+      <w:lvlText w:val="o"/>
+      <w:lvlJc w:val="left"/>
+      <w:pPr>
+        <w:ind w:left="1440" w:hanging="360"/>
+      </w:pPr>
+      <w:rPr>
+        <w:rFonts w:ascii="Courier New" w:hAnsi="Courier New" w:cs="Courier New" w:hint="default"/>
+      </w:rPr>
+    </w:lvl>
+    <w:lvl w:ilvl="2" w:tplc="04090005" w:tentative="1">
+      <w:start w:val="1"/>
+      <w:numFmt w:val="bullet"/>
+      <w:lvlText w:val=""/>
+      <w:lvlJc w:val="left"/>
+      <w:pPr>
+        <w:ind w:left="2160" w:hanging="360"/>
+      </w:pPr>
+      <w:rPr>
+        <w:rFonts w:ascii="Wingdings" w:hAnsi="Wingdings" w:hint="default"/>
+      </w:rPr>
+    </w:lvl>
+    <w:lvl w:ilvl="3" w:tplc="04090001" w:tentative="1">
+      <w:start w:val="1"/>
+      <w:numFmt w:val="bullet"/>
+      <w:lvlText w:val=""/>
+      <w:lvlJc w:val="left"/>
+      <w:pPr>
+        <w:ind w:left="2880" w:hanging="360"/>
+      </w:pPr>
+      <w:rPr>
+        <w:rFonts w:ascii="Symbol" w:hAnsi="Symbol" w:hint="default"/>
+      </w:rPr>
+    </w:lvl>
+    <w:lvl w:ilvl="4" w:tplc="04090003" w:tentative="1">
+      <w:start w:val="1"/>
+      <w:numFmt w:val="bullet"/>
+      <w:lvlText w:val="o"/>
+      <w:lvlJc w:val="left"/>
+      <w:pPr>
+        <w:ind w:left="3600" w:hanging="360"/>
+      </w:pPr>
+      <w:rPr>
+        <w:rFonts w:ascii="Courier New" w:hAnsi="Courier New" w:cs="Courier New" w:hint="default"/>
+      </w:rPr>
+    </w:lvl>
+    <w:lvl w:ilvl="5" w:tplc="04090005" w:tentative="1">
+      <w:start w:val="1"/>
+      <w:numFmt w:val="bullet"/>
+      <w:lvlText w:val=""/>
+      <w:lvlJc w:val="left"/>
+      <w:pPr>
+        <w:ind w:left="4320" w:hanging="360"/>
+      </w:pPr>
+      <w:rPr>
+        <w:rFonts w:ascii="Wingdings" w:hAnsi="Wingdings" w:hint="default"/>
+      </w:rPr>
+    </w:lvl>
+    <w:lvl w:ilvl="6" w:tplc="04090001" w:tentative="1">
+      <w:start w:val="1"/>
+      <w:numFmt w:val="bullet"/>
+      <w:lvlText w:val=""/>
+      <w:lvlJc w:val="left"/>
+      <w:pPr>
+        <w:ind w:left="5040" w:hanging="360"/>
+      </w:pPr>
+      <w:rPr>
+        <w:rFonts w:ascii="Symbol" w:hAnsi="Symbol" w:hint="default"/>
+      </w:rPr>
+    </w:lvl>
+    <w:lvl w:ilvl="7" w:tplc="04090003" w:tentative="1">
+      <w:start w:val="1"/>
+      <w:numFmt w:val="bullet"/>
+      <w:lvlText w:val="o"/>
+      <w:lvlJc w:val="left"/>
+      <w:pPr>
+        <w:ind w:left="5760" w:hanging="360"/>
+      </w:pPr>
+      <w:rPr>
+        <w:rFonts w:ascii="Courier New" w:hAnsi="Courier New" w:cs="Courier New" w:hint="default"/>
+      </w:rPr>
+    </w:lvl>
+    <w:lvl w:ilvl="8" w:tplc="04090005" w:tentative="1">
+      <w:start w:val="1"/>
+      <w:numFmt w:val="bullet"/>
+      <w:lvlText w:val=""/>
+      <w:lvlJc w:val="left"/>
+      <w:pPr>
+        <w:ind w:left="6480" w:hanging="360"/>
+      </w:pPr>
+      <w:rPr>
+        <w:rFonts w:ascii="Wingdings" w:hAnsi="Wingdings" w:hint="default"/>
+      </w:rPr>
+    </w:lvl>
+  </w:abstractNum>
+  <w:abstractNum w:abstractNumId="8">
     <w:nsid w:val="5BAD419E"/>
     <w:multiLevelType w:val="hybridMultilevel"/>
     <w:tmpl w:val="36107A88"/>
@@ -3681,7 +4146,7 @@
       </w:rPr>
     </w:lvl>
   </w:abstractNum>
-  <w:abstractNum w:abstractNumId="7">
+  <w:abstractNum w:abstractNumId="9">
     <w:nsid w:val="70BB73EC"/>
     <w:multiLevelType w:val="hybridMultilevel"/>
     <w:tmpl w:val="D62CD314"/>
@@ -3795,7 +4260,7 @@
     </w:lvl>
   </w:abstractNum>
   <w:num w:numId="1">
-    <w:abstractNumId w:val="7"/>
+    <w:abstractNumId w:val="9"/>
   </w:num>
   <w:num w:numId="2">
     <w:abstractNumId w:val="1"/>
@@ -3813,10 +4278,16 @@
     <w:abstractNumId w:val="4"/>
   </w:num>
   <w:num w:numId="7">
-    <w:abstractNumId w:val="5"/>
+    <w:abstractNumId w:val="6"/>
   </w:num>
   <w:num w:numId="8">
-    <w:abstractNumId w:val="6"/>
+    <w:abstractNumId w:val="8"/>
+  </w:num>
+  <w:num w:numId="9">
+    <w:abstractNumId w:val="7"/>
+  </w:num>
+  <w:num w:numId="10">
+    <w:abstractNumId w:val="5"/>
   </w:num>
 </w:numbering>
 </file>
@@ -5718,7 +6189,7 @@
   <a:extraClrSchemeLst/>
   <a:extLst>
     <a:ext uri="{05A4C25C-085E-4340-85A3-A5531E510DB2}">
-      <thm15:themeFamily xmlns="" xmlns:thm15="http://schemas.microsoft.com/office/thememl/2012/main" name="Office Theme" id="{62F939B6-93AF-4DB8-9C6B-D6C7DFDC589F}" vid="{4A3C46E8-61CC-4603-A589-7422A47A8E4A}"/>
+      <thm15:themeFamily xmlns:thm15="http://schemas.microsoft.com/office/thememl/2012/main" xmlns="" name="Office Theme" id="{62F939B6-93AF-4DB8-9C6B-D6C7DFDC589F}" vid="{4A3C46E8-61CC-4603-A589-7422A47A8E4A}"/>
     </a:ext>
   </a:extLst>
 </a:theme>
